--- a/cabinet_dentaire_back/resources/template/template_certificat.docx
+++ b/cabinet_dentaire_back/resources/template/template_certificat.docx
@@ -102,14 +102,7 @@
           <w:b/>
           <w:bCs/>
         </w:rPr>
-        <w:t>${adresse</w:t>
-      </w:r>
-      <w:r>
-        <w:rPr>
-          <w:b/>
-          <w:bCs/>
-        </w:rPr>
-        <w:t>}</w:t>
+        <w:t>${adresse}</w:t>
       </w:r>
       <w:r>
         <w:t>,</w:t>
@@ -219,14 +212,7 @@
           <w:b/>
           <w:bCs/>
         </w:rPr>
-        <w:t>MATLABUL SHIFAH}</w:t>
-      </w:r>
-      <w:r>
-        <w:rPr>
-          <w:b/>
-          <w:bCs/>
-        </w:rPr>
-        <w:t xml:space="preserve">  </w:t>
+        <w:t xml:space="preserve">MATLABUL SHIFAH}  </w:t>
       </w:r>
       <w:r>
         <w:t>,</w:t>
@@ -243,6 +229,10 @@
     <w:p>
       <w:pPr>
         <w:spacing w:before="240" w:after="240"/>
+        <w:rPr>
+          <w:b/>
+          <w:bCs/>
+        </w:rPr>
       </w:pPr>
       <w:r>
         <w:rPr>
@@ -250,47 +240,63 @@
           <w:bCs/>
         </w:rPr>
         <w:t>M./Mme ${nom de la personne}</w:t>
+      </w:r>
+      <w:r>
+        <w:rPr>
+          <w:b/>
+          <w:bCs/>
+        </w:rPr>
+        <w:br/>
+      </w:r>
+      <w:r>
+        <w:t xml:space="preserve"> est passé(e) en consultation dans notre établissement ce jour,</w:t>
+      </w:r>
+      <w:r>
+        <w:br/>
+        <w:t xml:space="preserve"> le  $</w:t>
+      </w:r>
+      <w:r>
+        <w:rPr>
+          <w:b/>
+          <w:bCs/>
+        </w:rPr>
+        <w:t>{date}}  à  ${heure}</w:t>
+      </w:r>
+    </w:p>
+    <w:p>
+      <w:pPr>
+        <w:spacing w:before="240" w:after="240"/>
+      </w:pPr>
+      <w:r>
+        <w:t xml:space="preserve">Son état de santé nécessite un repos médical de </w:t>
+      </w:r>
+      <w:r>
+        <w:rPr>
+          <w:rStyle w:val="lev"/>
+        </w:rPr>
+        <w:t>${nombre de jours} jours</w:t>
+      </w:r>
+      <w:r>
+        <w:t xml:space="preserve">, à compter du </w:t>
+      </w:r>
+      <w:r>
+        <w:rPr>
+          <w:rStyle w:val="lev"/>
+        </w:rPr>
+        <w:t>${date début}</w:t>
+      </w:r>
+      <w:r>
+        <w:t>.</w:t>
       </w:r>
       <w:bookmarkStart w:id="0" w:name="_GoBack"/>
       <w:bookmarkEnd w:id="0"/>
-      <w:r>
-        <w:rPr>
-          <w:b/>
-          <w:bCs/>
-        </w:rPr>
-        <w:br/>
-      </w:r>
-      <w:r>
-        <w:t xml:space="preserve"> est passé(e) en consultation dans notre établissement ce jour,</w:t>
-      </w:r>
-      <w:r>
-        <w:br/>
-        <w:t xml:space="preserve"> le  $</w:t>
-      </w:r>
-      <w:r>
-        <w:rPr>
-          <w:b/>
-          <w:bCs/>
-        </w:rPr>
-        <w:t>{date}}  à  $</w:t>
-      </w:r>
-      <w:r>
-        <w:rPr>
-          <w:b/>
-          <w:bCs/>
-        </w:rPr>
-        <w:t>{heure}</w:t>
-      </w:r>
-    </w:p>
-    <w:p>
-      <w:pPr>
-        <w:spacing w:before="240" w:after="240"/>
-      </w:pPr>
-      <w:r>
-        <w:t>Le présent certificat est délivré à la demande de l’intéressé(e) pour servir et valoir ce que de dro</w:t>
-      </w:r>
-      <w:r>
-        <w:t>it.</w:t>
+    </w:p>
+    <w:p>
+      <w:pPr>
+        <w:spacing w:before="240" w:after="240"/>
+      </w:pPr>
+      <w:r>
+        <w:t>Le présent certificat est délivré à la demande de l’intéressé(e) pour servir et valoir ce que de droit.</w:t>
       </w:r>
     </w:p>
     <w:p>
@@ -876,6 +882,17 @@
       <w:szCs w:val="30"/>
     </w:rPr>
   </w:style>
+  <w:style w:type="character" w:styleId="lev">
+    <w:name w:val="Strong"/>
+    <w:basedOn w:val="Policepardfaut"/>
+    <w:uiPriority w:val="22"/>
+    <w:qFormat/>
+    <w:rsid w:val="00E9617C"/>
+    <w:rPr>
+      <w:b/>
+      <w:bCs/>
+    </w:rPr>
+  </w:style>
 </w:styles>
 </file>
 

--- a/cabinet_dentaire_back/resources/template/template_certificat.docx
+++ b/cabinet_dentaire_back/resources/template/template_certificat.docx
@@ -89,6 +89,8 @@
         </w:rPr>
         <w:t>CABINET DENTAIRE</w:t>
       </w:r>
+      <w:bookmarkStart w:id="0" w:name="_GoBack"/>
+      <w:bookmarkEnd w:id="0"/>
     </w:p>
     <w:p>
       <w:pPr>
@@ -288,8 +290,6 @@
       <w:r>
         <w:t>.</w:t>
       </w:r>
-      <w:bookmarkStart w:id="0" w:name="_GoBack"/>
-      <w:bookmarkEnd w:id="0"/>
     </w:p>
     <w:p>
       <w:pPr>
